--- a/Senatec/Analisis de Datos/Ultimo Modulo/proyecto.docx
+++ b/Senatec/Analisis de Datos/Ultimo Modulo/proyecto.docx
@@ -54,6 +54,7 @@
       </w:pPr>
       <w:r>
         <w:rPr>
+          <w:noProof/>
           <w:lang w:val="en-US"/>
         </w:rPr>
         <w:drawing>
@@ -170,6 +171,7 @@
       </w:pPr>
       <w:r>
         <w:rPr>
+          <w:noProof/>
           <w:lang w:val="en-US"/>
         </w:rPr>
         <w:drawing>
@@ -291,6 +293,7 @@
       </w:r>
       <w:r>
         <w:rPr>
+          <w:noProof/>
           <w:lang w:val="en-US"/>
         </w:rPr>
         <w:drawing>
@@ -368,6 +371,7 @@
       </w:pPr>
       <w:r>
         <w:rPr>
+          <w:noProof/>
           <w:lang w:val="en-US"/>
         </w:rPr>
         <w:drawing>
@@ -473,6 +477,7 @@
       </w:pPr>
       <w:r>
         <w:rPr>
+          <w:noProof/>
           <w:lang w:val="en-US"/>
         </w:rPr>
         <w:drawing>
@@ -515,6 +520,373 @@
     <w:p>
       <w:pPr>
         <w:rPr>
+          <w:b/>
+          <w:bCs/>
+          <w:lang w:val="en-US"/>
+        </w:rPr>
+      </w:pPr>
+      <w:r>
+        <w:rPr>
+          <w:b/>
+          <w:bCs/>
+          <w:lang w:val="en-US"/>
+        </w:rPr>
+        <w:t>Question 6</w:t>
+      </w:r>
+      <w:hyperlink r:id="rId10" w:anchor="Question--6" w:tgtFrame="_self" w:history="1">
+        <w:r>
+          <w:rPr>
+            <w:rStyle w:val="Hipervnculo"/>
+            <w:b/>
+            <w:bCs/>
+            <w:lang w:val="en-US"/>
+          </w:rPr>
+          <w:t>¶</w:t>
+        </w:r>
+      </w:hyperlink>
+    </w:p>
+    <w:p>
+      <w:pPr>
+        <w:rPr>
+          <w:lang w:val="en-US"/>
+        </w:rPr>
+      </w:pPr>
+      <w:r>
+        <w:rPr>
+          <w:lang w:val="en-US"/>
+        </w:rPr>
+        <w:t>Fit a linear regression model to predict the 'price' using the feature '</w:t>
+      </w:r>
+      <w:proofErr w:type="spellStart"/>
+      <w:r>
+        <w:rPr>
+          <w:lang w:val="en-US"/>
+        </w:rPr>
+        <w:t>sqft_living</w:t>
+      </w:r>
+      <w:proofErr w:type="spellEnd"/>
+      <w:r>
+        <w:rPr>
+          <w:lang w:val="en-US"/>
+        </w:rPr>
+        <w:t>' then calculate the R^2. Take a screenshot of your code and the value of the R^2. You will need to submit it for the final project.</w:t>
+      </w:r>
+    </w:p>
+    <w:p>
+      <w:pPr>
+        <w:rPr>
+          <w:lang w:val="en-US"/>
+        </w:rPr>
+      </w:pPr>
+      <w:r>
+        <w:rPr>
+          <w:lang w:val="en-US"/>
+        </w:rPr>
+        <w:drawing>
+          <wp:inline distT="0" distB="0" distL="0" distR="0" wp14:anchorId="0DCED91A" wp14:editId="4DF30C56">
+            <wp:extent cx="5612130" cy="3157855"/>
+            <wp:effectExtent l="0" t="0" r="7620" b="4445"/>
+            <wp:docPr id="92413886" name="Imagen 1"/>
+            <wp:cNvGraphicFramePr>
+              <a:graphicFrameLocks xmlns:a="http://schemas.openxmlformats.org/drawingml/2006/main" noChangeAspect="1"/>
+            </wp:cNvGraphicFramePr>
+            <a:graphic xmlns:a="http://schemas.openxmlformats.org/drawingml/2006/main">
+              <a:graphicData uri="http://schemas.openxmlformats.org/drawingml/2006/picture">
+                <pic:pic xmlns:pic="http://schemas.openxmlformats.org/drawingml/2006/picture">
+                  <pic:nvPicPr>
+                    <pic:cNvPr id="92413886" name=""/>
+                    <pic:cNvPicPr/>
+                  </pic:nvPicPr>
+                  <pic:blipFill>
+                    <a:blip r:embed="rId11"/>
+                    <a:stretch>
+                      <a:fillRect/>
+                    </a:stretch>
+                  </pic:blipFill>
+                  <pic:spPr>
+                    <a:xfrm>
+                      <a:off x="0" y="0"/>
+                      <a:ext cx="5612130" cy="3157855"/>
+                    </a:xfrm>
+                    <a:prstGeom prst="rect">
+                      <a:avLst/>
+                    </a:prstGeom>
+                  </pic:spPr>
+                </pic:pic>
+              </a:graphicData>
+            </a:graphic>
+          </wp:inline>
+        </w:drawing>
+      </w:r>
+    </w:p>
+    <w:p>
+      <w:pPr>
+        <w:rPr>
+          <w:b/>
+          <w:bCs/>
+          <w:lang w:val="en-US"/>
+        </w:rPr>
+      </w:pPr>
+      <w:r>
+        <w:rPr>
+          <w:b/>
+          <w:bCs/>
+          <w:lang w:val="en-US"/>
+        </w:rPr>
+        <w:t>Question 7</w:t>
+      </w:r>
+    </w:p>
+    <w:p>
+      <w:pPr>
+        <w:rPr>
+          <w:lang w:val="en-US"/>
+        </w:rPr>
+      </w:pPr>
+      <w:r>
+        <w:rPr>
+          <w:lang w:val="en-US"/>
+        </w:rPr>
+        <w:t>Fit a linear regression model to predict the 'price' using the list of features:</w:t>
+      </w:r>
+    </w:p>
+    <w:p>
+      <w:pPr>
+        <w:rPr>
+          <w:lang w:val="en-US"/>
+        </w:rPr>
+      </w:pPr>
+      <w:r>
+        <w:rPr>
+          <w:lang w:val="en-US"/>
+        </w:rPr>
+        <w:drawing>
+          <wp:inline distT="0" distB="0" distL="0" distR="0" wp14:anchorId="3E149E0D" wp14:editId="7844552F">
+            <wp:extent cx="5612130" cy="3153410"/>
+            <wp:effectExtent l="0" t="0" r="7620" b="8890"/>
+            <wp:docPr id="38354885" name="Imagen 1"/>
+            <wp:cNvGraphicFramePr>
+              <a:graphicFrameLocks xmlns:a="http://schemas.openxmlformats.org/drawingml/2006/main" noChangeAspect="1"/>
+            </wp:cNvGraphicFramePr>
+            <a:graphic xmlns:a="http://schemas.openxmlformats.org/drawingml/2006/main">
+              <a:graphicData uri="http://schemas.openxmlformats.org/drawingml/2006/picture">
+                <pic:pic xmlns:pic="http://schemas.openxmlformats.org/drawingml/2006/picture">
+                  <pic:nvPicPr>
+                    <pic:cNvPr id="38354885" name=""/>
+                    <pic:cNvPicPr/>
+                  </pic:nvPicPr>
+                  <pic:blipFill>
+                    <a:blip r:embed="rId12"/>
+                    <a:stretch>
+                      <a:fillRect/>
+                    </a:stretch>
+                  </pic:blipFill>
+                  <pic:spPr>
+                    <a:xfrm>
+                      <a:off x="0" y="0"/>
+                      <a:ext cx="5612130" cy="3153410"/>
+                    </a:xfrm>
+                    <a:prstGeom prst="rect">
+                      <a:avLst/>
+                    </a:prstGeom>
+                  </pic:spPr>
+                </pic:pic>
+              </a:graphicData>
+            </a:graphic>
+          </wp:inline>
+        </w:drawing>
+      </w:r>
+    </w:p>
+    <w:p>
+      <w:pPr>
+        <w:rPr>
+          <w:b/>
+          <w:bCs/>
+          <w:lang w:val="en-US"/>
+        </w:rPr>
+      </w:pPr>
+      <w:r>
+        <w:rPr>
+          <w:b/>
+          <w:bCs/>
+          <w:lang w:val="en-US"/>
+        </w:rPr>
+        <w:t>Question 8</w:t>
+      </w:r>
+    </w:p>
+    <w:p>
+      <w:pPr>
+        <w:rPr>
+          <w:lang w:val="en-US"/>
+        </w:rPr>
+      </w:pPr>
+      <w:r>
+        <w:rPr>
+          <w:lang w:val="en-US"/>
+        </w:rPr>
+        <w:t>Use the list to create a pipeline object to predict the 'price', fit the object using the features in the list features, and calculate the R^2. Take a screenshot of your code and the value of the R^2. You will need to submit it for the final project.</w:t>
+      </w:r>
+    </w:p>
+    <w:p>
+      <w:pPr>
+        <w:rPr>
+          <w:lang w:val="en-US"/>
+        </w:rPr>
+      </w:pPr>
+      <w:r>
+        <w:rPr>
+          <w:lang w:val="en-US"/>
+        </w:rPr>
+        <w:drawing>
+          <wp:inline distT="0" distB="0" distL="0" distR="0" wp14:anchorId="1D3A33C1" wp14:editId="1DF4758C">
+            <wp:extent cx="5612130" cy="3153410"/>
+            <wp:effectExtent l="0" t="0" r="7620" b="8890"/>
+            <wp:docPr id="1935224858" name="Imagen 1"/>
+            <wp:cNvGraphicFramePr>
+              <a:graphicFrameLocks xmlns:a="http://schemas.openxmlformats.org/drawingml/2006/main" noChangeAspect="1"/>
+            </wp:cNvGraphicFramePr>
+            <a:graphic xmlns:a="http://schemas.openxmlformats.org/drawingml/2006/main">
+              <a:graphicData uri="http://schemas.openxmlformats.org/drawingml/2006/picture">
+                <pic:pic xmlns:pic="http://schemas.openxmlformats.org/drawingml/2006/picture">
+                  <pic:nvPicPr>
+                    <pic:cNvPr id="1935224858" name=""/>
+                    <pic:cNvPicPr/>
+                  </pic:nvPicPr>
+                  <pic:blipFill>
+                    <a:blip r:embed="rId13"/>
+                    <a:stretch>
+                      <a:fillRect/>
+                    </a:stretch>
+                  </pic:blipFill>
+                  <pic:spPr>
+                    <a:xfrm>
+                      <a:off x="0" y="0"/>
+                      <a:ext cx="5612130" cy="3153410"/>
+                    </a:xfrm>
+                    <a:prstGeom prst="rect">
+                      <a:avLst/>
+                    </a:prstGeom>
+                  </pic:spPr>
+                </pic:pic>
+              </a:graphicData>
+            </a:graphic>
+          </wp:inline>
+        </w:drawing>
+      </w:r>
+    </w:p>
+    <w:p>
+      <w:pPr>
+        <w:rPr>
+          <w:lang w:val="en-US"/>
+        </w:rPr>
+      </w:pPr>
+    </w:p>
+    <w:p>
+      <w:pPr>
+        <w:rPr>
+          <w:lang w:val="en-US"/>
+        </w:rPr>
+      </w:pPr>
+      <w:r>
+        <w:rPr>
+          <w:lang w:val="en-US"/>
+        </w:rPr>
+        <w:t>Question 9</w:t>
+      </w:r>
+    </w:p>
+    <w:p>
+      <w:pPr>
+        <w:rPr>
+          <w:lang w:val="en-US"/>
+        </w:rPr>
+      </w:pPr>
+      <w:r>
+        <w:rPr>
+          <w:lang w:val="en-US"/>
+        </w:rPr>
+        <w:t>Create and fit a Ridge regression object using the training data, set the regularization parameter to 0.1, and calculate the R^2 using the test data. Take a screenshot of your code and the value of the R^2. You will need to submit it for the final project.</w:t>
+      </w:r>
+    </w:p>
+    <w:p>
+      <w:pPr>
+        <w:rPr>
+          <w:lang w:val="en-US"/>
+        </w:rPr>
+      </w:pPr>
+      <w:r>
+        <w:rPr>
+          <w:lang w:val="en-US"/>
+        </w:rPr>
+        <w:drawing>
+          <wp:inline distT="0" distB="0" distL="0" distR="0" wp14:anchorId="65913FFC" wp14:editId="3175EDCF">
+            <wp:extent cx="5612130" cy="3153410"/>
+            <wp:effectExtent l="0" t="0" r="7620" b="8890"/>
+            <wp:docPr id="919658524" name="Imagen 1"/>
+            <wp:cNvGraphicFramePr>
+              <a:graphicFrameLocks xmlns:a="http://schemas.openxmlformats.org/drawingml/2006/main" noChangeAspect="1"/>
+            </wp:cNvGraphicFramePr>
+            <a:graphic xmlns:a="http://schemas.openxmlformats.org/drawingml/2006/main">
+              <a:graphicData uri="http://schemas.openxmlformats.org/drawingml/2006/picture">
+                <pic:pic xmlns:pic="http://schemas.openxmlformats.org/drawingml/2006/picture">
+                  <pic:nvPicPr>
+                    <pic:cNvPr id="919658524" name=""/>
+                    <pic:cNvPicPr/>
+                  </pic:nvPicPr>
+                  <pic:blipFill>
+                    <a:blip r:embed="rId14"/>
+                    <a:stretch>
+                      <a:fillRect/>
+                    </a:stretch>
+                  </pic:blipFill>
+                  <pic:spPr>
+                    <a:xfrm>
+                      <a:off x="0" y="0"/>
+                      <a:ext cx="5612130" cy="3153410"/>
+                    </a:xfrm>
+                    <a:prstGeom prst="rect">
+                      <a:avLst/>
+                    </a:prstGeom>
+                  </pic:spPr>
+                </pic:pic>
+              </a:graphicData>
+            </a:graphic>
+          </wp:inline>
+        </w:drawing>
+      </w:r>
+    </w:p>
+    <w:p>
+      <w:pPr>
+        <w:rPr>
+          <w:b/>
+          <w:bCs/>
+          <w:lang w:val="en-US"/>
+        </w:rPr>
+      </w:pPr>
+      <w:r>
+        <w:rPr>
+          <w:b/>
+          <w:bCs/>
+          <w:lang w:val="en-US"/>
+        </w:rPr>
+        <w:t>Question 10</w:t>
+      </w:r>
+    </w:p>
+    <w:p>
+      <w:pPr>
+        <w:rPr>
+          <w:lang w:val="en-US"/>
+        </w:rPr>
+      </w:pPr>
+      <w:r>
+        <w:rPr>
+          <w:lang w:val="en-US"/>
+        </w:rPr>
+        <w:t>Perform a second order polynomial transform on both the training data and testing data. Create and fit a Ridge regression object using the training data, set the regularisation parameter to 0.1, and calculate the R^2 utilising the test data provided. Take a screenshot of your code and the R^2. You will need to submit it for the final project.</w:t>
+      </w:r>
+    </w:p>
+    <w:p>
+      <w:pPr>
+        <w:rPr>
+          <w:u w:val="single"/>
           <w:lang w:val="en-US"/>
         </w:rPr>
       </w:pPr>
